--- a/Atividade consulta sql.docx
+++ b/Atividade consulta sql.docx
@@ -430,6 +430,9 @@
     <w:p/>
     <w:p>
       <w:r>
+        <w:rPr>
+          <w:noProof/>
+        </w:rPr>
         <w:drawing>
           <wp:inline distT="0" distB="0" distL="0" distR="0" wp14:anchorId="3A757A6A" wp14:editId="726EDB80">
             <wp:extent cx="5400040" cy="847090"/>
@@ -469,6 +472,9 @@
     </w:p>
     <w:p>
       <w:r>
+        <w:rPr>
+          <w:noProof/>
+        </w:rPr>
         <w:lastRenderedPageBreak/>
         <w:drawing>
           <wp:inline distT="0" distB="0" distL="0" distR="0" wp14:anchorId="6362FFE8" wp14:editId="01AD3CA4">
@@ -510,6 +516,9 @@
     <w:p/>
     <w:p>
       <w:r>
+        <w:rPr>
+          <w:noProof/>
+        </w:rPr>
         <w:drawing>
           <wp:inline distT="0" distB="0" distL="0" distR="0" wp14:anchorId="46558183" wp14:editId="2F74669E">
             <wp:extent cx="5400040" cy="877570"/>
@@ -549,6 +558,9 @@
     </w:p>
     <w:p>
       <w:r>
+        <w:rPr>
+          <w:noProof/>
+        </w:rPr>
         <w:drawing>
           <wp:inline distT="0" distB="0" distL="0" distR="0" wp14:anchorId="2FD173F3" wp14:editId="49C83F76">
             <wp:extent cx="5400040" cy="2038350"/>
@@ -589,6 +601,9 @@
     <w:p/>
     <w:p>
       <w:r>
+        <w:rPr>
+          <w:noProof/>
+        </w:rPr>
         <w:drawing>
           <wp:inline distT="0" distB="0" distL="0" distR="0" wp14:anchorId="2457636E" wp14:editId="09286FB8">
             <wp:extent cx="5400040" cy="981710"/>
@@ -626,11 +641,52 @@
         </w:drawing>
       </w:r>
     </w:p>
-    <w:p/>
+    <w:p>
+      <w:r>
+        <w:lastRenderedPageBreak/>
+        <w:drawing>
+          <wp:inline distT="0" distB="0" distL="0" distR="0" wp14:anchorId="68D633C1" wp14:editId="1254603D">
+            <wp:extent cx="5400040" cy="2087880"/>
+            <wp:effectExtent l="0" t="0" r="0" b="7620"/>
+            <wp:docPr id="19" name="Imagem 19"/>
+            <wp:cNvGraphicFramePr>
+              <a:graphicFrameLocks xmlns:a="http://schemas.openxmlformats.org/drawingml/2006/main" noChangeAspect="1"/>
+            </wp:cNvGraphicFramePr>
+            <a:graphic xmlns:a="http://schemas.openxmlformats.org/drawingml/2006/main">
+              <a:graphicData uri="http://schemas.openxmlformats.org/drawingml/2006/picture">
+                <pic:pic xmlns:pic="http://schemas.openxmlformats.org/drawingml/2006/picture">
+                  <pic:nvPicPr>
+                    <pic:cNvPr id="1" name=""/>
+                    <pic:cNvPicPr/>
+                  </pic:nvPicPr>
+                  <pic:blipFill>
+                    <a:blip r:embed="rId19"/>
+                    <a:stretch>
+                      <a:fillRect/>
+                    </a:stretch>
+                  </pic:blipFill>
+                  <pic:spPr>
+                    <a:xfrm>
+                      <a:off x="0" y="0"/>
+                      <a:ext cx="5400040" cy="2087880"/>
+                    </a:xfrm>
+                    <a:prstGeom prst="rect">
+                      <a:avLst/>
+                    </a:prstGeom>
+                  </pic:spPr>
+                </pic:pic>
+              </a:graphicData>
+            </a:graphic>
+          </wp:inline>
+        </w:drawing>
+      </w:r>
+    </w:p>
     <w:p/>
     <w:p>
       <w:r>
-        <w:lastRenderedPageBreak/>
+        <w:rPr>
+          <w:noProof/>
+        </w:rPr>
         <w:drawing>
           <wp:inline distT="0" distB="0" distL="0" distR="0" wp14:anchorId="3D28CBBC" wp14:editId="727CCE89">
             <wp:extent cx="5400040" cy="1806575"/>
@@ -647,7 +703,7 @@
                     <pic:cNvPicPr/>
                   </pic:nvPicPr>
                   <pic:blipFill>
-                    <a:blip r:embed="rId19"/>
+                    <a:blip r:embed="rId20"/>
                     <a:stretch>
                       <a:fillRect/>
                     </a:stretch>
@@ -670,6 +726,9 @@
     </w:p>
     <w:p>
       <w:r>
+        <w:rPr>
+          <w:noProof/>
+        </w:rPr>
         <w:drawing>
           <wp:inline distT="0" distB="0" distL="0" distR="0" wp14:anchorId="2EB1952E" wp14:editId="0FAAA879">
             <wp:extent cx="5400040" cy="3575050"/>
@@ -686,7 +745,7 @@
                     <pic:cNvPicPr/>
                   </pic:nvPicPr>
                   <pic:blipFill>
-                    <a:blip r:embed="rId20"/>
+                    <a:blip r:embed="rId21"/>
                     <a:stretch>
                       <a:fillRect/>
                     </a:stretch>
@@ -709,7 +768,15 @@
     </w:p>
     <w:p/>
     <w:p>
+      <w:pPr>
+        <w:rPr>
+          <w:u w:val="single"/>
+        </w:rPr>
+      </w:pPr>
       <w:r>
+        <w:rPr>
+          <w:noProof/>
+        </w:rPr>
         <w:lastRenderedPageBreak/>
         <w:drawing>
           <wp:inline distT="0" distB="0" distL="0" distR="0" wp14:anchorId="58FBBB13" wp14:editId="748A9867">
@@ -727,7 +794,7 @@
                     <pic:cNvPicPr/>
                   </pic:nvPicPr>
                   <pic:blipFill>
-                    <a:blip r:embed="rId21"/>
+                    <a:blip r:embed="rId22"/>
                     <a:stretch>
                       <a:fillRect/>
                     </a:stretch>
@@ -736,6 +803,45 @@
                     <a:xfrm>
                       <a:off x="0" y="0"/>
                       <a:ext cx="5400040" cy="3181350"/>
+                    </a:xfrm>
+                    <a:prstGeom prst="rect">
+                      <a:avLst/>
+                    </a:prstGeom>
+                  </pic:spPr>
+                </pic:pic>
+              </a:graphicData>
+            </a:graphic>
+          </wp:inline>
+        </w:drawing>
+      </w:r>
+    </w:p>
+    <w:p>
+      <w:r>
+        <w:drawing>
+          <wp:inline distT="0" distB="0" distL="0" distR="0" wp14:anchorId="5A110281" wp14:editId="2175300A">
+            <wp:extent cx="5400040" cy="2602865"/>
+            <wp:effectExtent l="0" t="0" r="0" b="6985"/>
+            <wp:docPr id="20" name="Imagem 20"/>
+            <wp:cNvGraphicFramePr>
+              <a:graphicFrameLocks xmlns:a="http://schemas.openxmlformats.org/drawingml/2006/main" noChangeAspect="1"/>
+            </wp:cNvGraphicFramePr>
+            <a:graphic xmlns:a="http://schemas.openxmlformats.org/drawingml/2006/main">
+              <a:graphicData uri="http://schemas.openxmlformats.org/drawingml/2006/picture">
+                <pic:pic xmlns:pic="http://schemas.openxmlformats.org/drawingml/2006/picture">
+                  <pic:nvPicPr>
+                    <pic:cNvPr id="1" name=""/>
+                    <pic:cNvPicPr/>
+                  </pic:nvPicPr>
+                  <pic:blipFill>
+                    <a:blip r:embed="rId23"/>
+                    <a:stretch>
+                      <a:fillRect/>
+                    </a:stretch>
+                  </pic:blipFill>
+                  <pic:spPr>
+                    <a:xfrm>
+                      <a:off x="0" y="0"/>
+                      <a:ext cx="5400040" cy="2602865"/>
                     </a:xfrm>
                     <a:prstGeom prst="rect">
                       <a:avLst/>

--- a/Atividade consulta sql.docx
+++ b/Atividade consulta sql.docx
@@ -643,6 +643,9 @@
     </w:p>
     <w:p>
       <w:r>
+        <w:rPr>
+          <w:noProof/>
+        </w:rPr>
         <w:lastRenderedPageBreak/>
         <w:drawing>
           <wp:inline distT="0" distB="0" distL="0" distR="0" wp14:anchorId="68D633C1" wp14:editId="1254603D">
@@ -817,6 +820,9 @@
     </w:p>
     <w:p>
       <w:r>
+        <w:rPr>
+          <w:noProof/>
+        </w:rPr>
         <w:drawing>
           <wp:inline distT="0" distB="0" distL="0" distR="0" wp14:anchorId="5A110281" wp14:editId="2175300A">
             <wp:extent cx="5400040" cy="2602865"/>
@@ -842,6 +848,1954 @@
                     <a:xfrm>
                       <a:off x="0" y="0"/>
                       <a:ext cx="5400040" cy="2602865"/>
+                    </a:xfrm>
+                    <a:prstGeom prst="rect">
+                      <a:avLst/>
+                    </a:prstGeom>
+                  </pic:spPr>
+                </pic:pic>
+              </a:graphicData>
+            </a:graphic>
+          </wp:inline>
+        </w:drawing>
+      </w:r>
+    </w:p>
+    <w:p>
+      <w:pPr>
+        <w:pStyle w:val="Ttulo1"/>
+      </w:pPr>
+      <w:bookmarkStart w:id="0" w:name="_Toc229483672"/>
+      <w:r>
+        <w:t>Operadores LIKE e NOT LIKE</w:t>
+      </w:r>
+      <w:r>
+        <w:t xml:space="preserve"> – 06.05.2026</w:t>
+      </w:r>
+      <w:bookmarkEnd w:id="0"/>
+    </w:p>
+    <w:p>
+      <w:pPr>
+        <w:jc w:val="center"/>
+        <w:rPr>
+          <w:rFonts w:cs="Arial"/>
+        </w:rPr>
+      </w:pPr>
+    </w:p>
+    <w:p>
+      <w:pPr>
+        <w:rPr>
+          <w:rFonts w:cs="Arial"/>
+        </w:rPr>
+      </w:pPr>
+      <w:r>
+        <w:rPr>
+          <w:rFonts w:cs="Arial"/>
+          <w:b/>
+          <w:bCs/>
+        </w:rPr>
+        <w:t xml:space="preserve">- </w:t>
+      </w:r>
+      <w:r>
+        <w:rPr>
+          <w:rFonts w:cs="Arial"/>
+          <w:b/>
+          <w:bCs/>
+        </w:rPr>
+        <w:t>WHERE</w:t>
+      </w:r>
+      <w:r>
+        <w:rPr>
+          <w:rFonts w:cs="Arial"/>
+        </w:rPr>
+        <w:t xml:space="preserve"> &lt;</w:t>
+      </w:r>
+      <w:proofErr w:type="spellStart"/>
+      <w:r>
+        <w:rPr>
+          <w:rFonts w:cs="Arial"/>
+        </w:rPr>
+        <w:t>nome_coluna</w:t>
+      </w:r>
+      <w:proofErr w:type="spellEnd"/>
+      <w:r>
+        <w:rPr>
+          <w:rFonts w:cs="Arial"/>
+        </w:rPr>
+        <w:t xml:space="preserve">&gt; </w:t>
+      </w:r>
+      <w:r>
+        <w:rPr>
+          <w:rFonts w:cs="Arial"/>
+          <w:b/>
+          <w:bCs/>
+        </w:rPr>
+        <w:t>LIKE</w:t>
+      </w:r>
+      <w:r>
+        <w:rPr>
+          <w:rFonts w:cs="Arial"/>
+        </w:rPr>
+        <w:t xml:space="preserve"> &lt;valor&gt;</w:t>
+      </w:r>
+    </w:p>
+    <w:p>
+      <w:pPr>
+        <w:rPr>
+          <w:rFonts w:cs="Arial"/>
+        </w:rPr>
+      </w:pPr>
+      <w:r>
+        <w:rPr>
+          <w:rFonts w:cs="Arial"/>
+          <w:b/>
+          <w:bCs/>
+        </w:rPr>
+        <w:t xml:space="preserve">- </w:t>
+      </w:r>
+      <w:r>
+        <w:rPr>
+          <w:rFonts w:cs="Arial"/>
+          <w:b/>
+          <w:bCs/>
+        </w:rPr>
+        <w:t>WHERE</w:t>
+      </w:r>
+      <w:r>
+        <w:rPr>
+          <w:rFonts w:cs="Arial"/>
+        </w:rPr>
+        <w:t xml:space="preserve"> &lt;</w:t>
+      </w:r>
+      <w:proofErr w:type="spellStart"/>
+      <w:r>
+        <w:rPr>
+          <w:rFonts w:cs="Arial"/>
+        </w:rPr>
+        <w:t>nome_coluna</w:t>
+      </w:r>
+      <w:proofErr w:type="spellEnd"/>
+      <w:r>
+        <w:rPr>
+          <w:rFonts w:cs="Arial"/>
+        </w:rPr>
+        <w:t xml:space="preserve">&gt; </w:t>
+      </w:r>
+      <w:r>
+        <w:rPr>
+          <w:rFonts w:cs="Arial"/>
+          <w:b/>
+          <w:bCs/>
+        </w:rPr>
+        <w:t>NOT LIKE</w:t>
+      </w:r>
+      <w:r>
+        <w:rPr>
+          <w:rFonts w:cs="Arial"/>
+        </w:rPr>
+        <w:t xml:space="preserve"> &lt;valor&gt;</w:t>
+      </w:r>
+    </w:p>
+    <w:p>
+      <w:pPr>
+        <w:rPr>
+          <w:rFonts w:cs="Arial"/>
+        </w:rPr>
+      </w:pPr>
+    </w:p>
+    <w:p>
+      <w:pPr>
+        <w:pStyle w:val="Ttulo2"/>
+      </w:pPr>
+      <w:bookmarkStart w:id="1" w:name="_Toc229483673"/>
+      <w:r>
+        <w:t>Explicação:</w:t>
+      </w:r>
+      <w:bookmarkEnd w:id="1"/>
+    </w:p>
+    <w:p>
+      <w:pPr>
+        <w:rPr>
+          <w:rFonts w:cs="Arial"/>
+        </w:rPr>
+      </w:pPr>
+      <w:r>
+        <w:rPr>
+          <w:rFonts w:cs="Arial"/>
+        </w:rPr>
+        <w:t>Aplicáveis apenas a colunas dos tipos CHAR e VARCHAR.</w:t>
+      </w:r>
+    </w:p>
+    <w:p>
+      <w:pPr>
+        <w:rPr>
+          <w:rFonts w:cs="Arial"/>
+        </w:rPr>
+      </w:pPr>
+      <w:r>
+        <w:rPr>
+          <w:rFonts w:cs="Arial"/>
+        </w:rPr>
+        <w:lastRenderedPageBreak/>
+        <w:t>Funcionam de modo análogo aos operadores = e &lt;&gt;, porém o poder dos operadores LIKE e NOT LIKE está na utilização dos símbolos % e que podem fazer o papel de "coringa":</w:t>
+      </w:r>
+    </w:p>
+    <w:p>
+      <w:pPr>
+        <w:rPr>
+          <w:rFonts w:cs="Arial"/>
+        </w:rPr>
+      </w:pPr>
+    </w:p>
+    <w:tbl>
+      <w:tblPr>
+        <w:tblStyle w:val="Tabelacomgrade"/>
+        <w:tblW w:w="0" w:type="auto"/>
+        <w:tblLook w:val="04A0" w:firstRow="1" w:lastRow="0" w:firstColumn="1" w:lastColumn="0" w:noHBand="0" w:noVBand="1"/>
+      </w:tblPr>
+      <w:tblGrid>
+        <w:gridCol w:w="4247"/>
+        <w:gridCol w:w="4247"/>
+      </w:tblGrid>
+      <w:tr>
+        <w:tc>
+          <w:tcPr>
+            <w:tcW w:w="4247" w:type="dxa"/>
+            <w:shd w:val="clear" w:color="auto" w:fill="60CAF3" w:themeFill="accent4" w:themeFillTint="99"/>
+          </w:tcPr>
+          <w:p>
+            <w:pPr>
+              <w:rPr>
+                <w:rFonts w:cs="Arial"/>
+              </w:rPr>
+            </w:pPr>
+            <w:r>
+              <w:rPr>
+                <w:rFonts w:cs="Arial"/>
+              </w:rPr>
+              <w:t>Símbolo</w:t>
+            </w:r>
+          </w:p>
+        </w:tc>
+        <w:tc>
+          <w:tcPr>
+            <w:tcW w:w="4247" w:type="dxa"/>
+            <w:shd w:val="clear" w:color="auto" w:fill="60CAF3" w:themeFill="accent4" w:themeFillTint="99"/>
+          </w:tcPr>
+          <w:p>
+            <w:pPr>
+              <w:rPr>
+                <w:rFonts w:cs="Arial"/>
+              </w:rPr>
+            </w:pPr>
+            <w:r>
+              <w:rPr>
+                <w:rFonts w:cs="Arial"/>
+              </w:rPr>
+              <w:t>Descrição</w:t>
+            </w:r>
+          </w:p>
+        </w:tc>
+      </w:tr>
+      <w:tr>
+        <w:tc>
+          <w:tcPr>
+            <w:tcW w:w="4247" w:type="dxa"/>
+          </w:tcPr>
+          <w:p>
+            <w:pPr>
+              <w:rPr>
+                <w:rFonts w:cs="Arial"/>
+              </w:rPr>
+            </w:pPr>
+            <w:r>
+              <w:rPr>
+                <w:rFonts w:cs="Arial"/>
+              </w:rPr>
+              <w:t>%</w:t>
+            </w:r>
+          </w:p>
+        </w:tc>
+        <w:tc>
+          <w:tcPr>
+            <w:tcW w:w="4247" w:type="dxa"/>
+          </w:tcPr>
+          <w:p>
+            <w:pPr>
+              <w:rPr>
+                <w:rFonts w:cs="Arial"/>
+              </w:rPr>
+            </w:pPr>
+            <w:r>
+              <w:rPr>
+                <w:rFonts w:cs="Arial"/>
+              </w:rPr>
+              <w:t>substitui uma palavra</w:t>
+            </w:r>
+          </w:p>
+        </w:tc>
+      </w:tr>
+      <w:tr>
+        <w:tc>
+          <w:tcPr>
+            <w:tcW w:w="4247" w:type="dxa"/>
+          </w:tcPr>
+          <w:p>
+            <w:pPr>
+              <w:rPr>
+                <w:rFonts w:cs="Arial"/>
+              </w:rPr>
+            </w:pPr>
+            <w:r>
+              <w:rPr>
+                <w:rFonts w:cs="Arial"/>
+              </w:rPr>
+              <w:t>_ (</w:t>
+            </w:r>
+            <w:proofErr w:type="spellStart"/>
+            <w:r>
+              <w:rPr>
+                <w:rFonts w:cs="Arial"/>
+              </w:rPr>
+              <w:t>underline</w:t>
+            </w:r>
+            <w:proofErr w:type="spellEnd"/>
+            <w:r>
+              <w:rPr>
+                <w:rFonts w:cs="Arial"/>
+              </w:rPr>
+              <w:t>)</w:t>
+            </w:r>
+          </w:p>
+        </w:tc>
+        <w:tc>
+          <w:tcPr>
+            <w:tcW w:w="4247" w:type="dxa"/>
+          </w:tcPr>
+          <w:p>
+            <w:pPr>
+              <w:rPr>
+                <w:rFonts w:cs="Arial"/>
+              </w:rPr>
+            </w:pPr>
+            <w:r>
+              <w:rPr>
+                <w:rFonts w:cs="Arial"/>
+              </w:rPr>
+              <w:t xml:space="preserve">substitui um </w:t>
+            </w:r>
+            <w:proofErr w:type="spellStart"/>
+            <w:r>
+              <w:rPr>
+                <w:rFonts w:cs="Arial"/>
+              </w:rPr>
+              <w:t>caracter</w:t>
+            </w:r>
+            <w:proofErr w:type="spellEnd"/>
+            <w:r>
+              <w:rPr>
+                <w:rFonts w:cs="Arial"/>
+              </w:rPr>
+              <w:t xml:space="preserve"> qualquer</w:t>
+            </w:r>
+          </w:p>
+        </w:tc>
+      </w:tr>
+    </w:tbl>
+    <w:p>
+      <w:pPr>
+        <w:rPr>
+          <w:rFonts w:cs="Arial"/>
+        </w:rPr>
+      </w:pPr>
+    </w:p>
+    <w:p>
+      <w:pPr>
+        <w:rPr>
+          <w:rFonts w:cs="Arial"/>
+        </w:rPr>
+      </w:pPr>
+    </w:p>
+    <w:p>
+      <w:pPr>
+        <w:pStyle w:val="Ttulo2"/>
+      </w:pPr>
+      <w:bookmarkStart w:id="2" w:name="_Toc229483674"/>
+      <w:r>
+        <w:t>Exemplos:</w:t>
+      </w:r>
+      <w:bookmarkEnd w:id="2"/>
+    </w:p>
+    <w:p>
+      <w:pPr>
+        <w:rPr>
+          <w:rFonts w:cs="Arial"/>
+        </w:rPr>
+      </w:pPr>
+      <w:r>
+        <w:rPr>
+          <w:rFonts w:cs="Arial"/>
+          <w:i/>
+          <w:iCs/>
+        </w:rPr>
+        <w:t>'apis%'</w:t>
+      </w:r>
+      <w:r>
+        <w:rPr>
+          <w:rFonts w:cs="Arial"/>
+        </w:rPr>
+        <w:t xml:space="preserve"> se aplicaria às seguintes cadeias de caracteres:</w:t>
+      </w:r>
+    </w:p>
+    <w:p>
+      <w:pPr>
+        <w:rPr>
+          <w:rFonts w:cs="Arial"/>
+        </w:rPr>
+      </w:pPr>
+      <w:r>
+        <w:rPr>
+          <w:rFonts w:cs="Arial"/>
+        </w:rPr>
+        <w:t>'</w:t>
+      </w:r>
+      <w:proofErr w:type="spellStart"/>
+      <w:r>
+        <w:rPr>
+          <w:rFonts w:cs="Arial"/>
+        </w:rPr>
+        <w:t>lapis</w:t>
+      </w:r>
+      <w:proofErr w:type="spellEnd"/>
+      <w:r>
+        <w:rPr>
+          <w:rFonts w:cs="Arial"/>
+        </w:rPr>
+        <w:t xml:space="preserve"> preto'</w:t>
+      </w:r>
+    </w:p>
+    <w:p>
+      <w:pPr>
+        <w:rPr>
+          <w:rFonts w:cs="Arial"/>
+        </w:rPr>
+      </w:pPr>
+      <w:r>
+        <w:rPr>
+          <w:rFonts w:cs="Arial"/>
+        </w:rPr>
+        <w:t>‘</w:t>
+      </w:r>
+      <w:proofErr w:type="spellStart"/>
+      <w:r>
+        <w:rPr>
+          <w:rFonts w:cs="Arial"/>
+        </w:rPr>
+        <w:t>lapis</w:t>
+      </w:r>
+      <w:proofErr w:type="spellEnd"/>
+      <w:r>
+        <w:rPr>
+          <w:rFonts w:cs="Arial"/>
+        </w:rPr>
+        <w:t xml:space="preserve"> cera'</w:t>
+      </w:r>
+    </w:p>
+    <w:p>
+      <w:pPr>
+        <w:rPr>
+          <w:rFonts w:cs="Arial"/>
+        </w:rPr>
+      </w:pPr>
+      <w:r>
+        <w:rPr>
+          <w:rFonts w:cs="Arial"/>
+        </w:rPr>
+        <w:t>'</w:t>
+      </w:r>
+      <w:proofErr w:type="spellStart"/>
+      <w:r>
+        <w:rPr>
+          <w:rFonts w:cs="Arial"/>
+        </w:rPr>
+        <w:t>lapis</w:t>
+      </w:r>
+      <w:proofErr w:type="spellEnd"/>
+      <w:r>
+        <w:rPr>
+          <w:rFonts w:cs="Arial"/>
+        </w:rPr>
+        <w:t xml:space="preserve"> borracha'</w:t>
+      </w:r>
+    </w:p>
+    <w:p>
+      <w:pPr>
+        <w:rPr>
+          <w:rFonts w:cs="Arial"/>
+        </w:rPr>
+      </w:pPr>
+    </w:p>
+    <w:p>
+      <w:pPr>
+        <w:rPr>
+          <w:rFonts w:cs="Arial"/>
+        </w:rPr>
+      </w:pPr>
+      <w:r>
+        <w:rPr>
+          <w:rFonts w:cs="Arial"/>
+          <w:i/>
+          <w:iCs/>
+        </w:rPr>
+        <w:t>'broca n_</w:t>
+      </w:r>
+      <w:r>
+        <w:rPr>
+          <w:rFonts w:cs="Arial"/>
+        </w:rPr>
+        <w:t>' se aplicaria às seguintes cadeias de caractere</w:t>
+      </w:r>
+      <w:r>
+        <w:rPr>
+          <w:rFonts w:cs="Arial"/>
+        </w:rPr>
+        <w:t>s</w:t>
+      </w:r>
+      <w:r>
+        <w:rPr>
+          <w:rFonts w:cs="Arial"/>
+        </w:rPr>
+        <w:t>:</w:t>
+      </w:r>
+    </w:p>
+    <w:p>
+      <w:pPr>
+        <w:rPr>
+          <w:rFonts w:cs="Arial"/>
+        </w:rPr>
+      </w:pPr>
+      <w:r>
+        <w:rPr>
+          <w:rFonts w:cs="Arial"/>
+        </w:rPr>
+        <w:t>'broca n1'</w:t>
+      </w:r>
+    </w:p>
+    <w:p>
+      <w:pPr>
+        <w:rPr>
+          <w:rFonts w:cs="Arial"/>
+        </w:rPr>
+      </w:pPr>
+      <w:r>
+        <w:rPr>
+          <w:rFonts w:cs="Arial"/>
+        </w:rPr>
+        <w:t>'broca n9'</w:t>
+      </w:r>
+    </w:p>
+    <w:p>
+      <w:pPr>
+        <w:rPr>
+          <w:rFonts w:cs="Arial"/>
+        </w:rPr>
+      </w:pPr>
+      <w:r>
+        <w:rPr>
+          <w:rFonts w:cs="Arial"/>
+        </w:rPr>
+        <w:t>'broca n3'</w:t>
+      </w:r>
+    </w:p>
+    <w:p>
+      <w:pPr>
+        <w:rPr>
+          <w:rFonts w:cs="Arial"/>
+        </w:rPr>
+      </w:pPr>
+    </w:p>
+    <w:p>
+      <w:pPr>
+        <w:rPr>
+          <w:rFonts w:cs="Arial"/>
+        </w:rPr>
+      </w:pPr>
+    </w:p>
+    <w:p>
+      <w:r>
+        <w:t>Problema 1</w:t>
+      </w:r>
+      <w:r>
+        <w:t>:</w:t>
+      </w:r>
+    </w:p>
+    <w:p>
+      <w:pPr>
+        <w:rPr>
+          <w:rFonts w:cs="Arial"/>
+        </w:rPr>
+      </w:pPr>
+      <w:r>
+        <w:rPr>
+          <w:rFonts w:cs="Arial"/>
+        </w:rPr>
+        <w:t xml:space="preserve">Listar todos os produtos que tenham a sua unidade começando por k (lembre-se de que a coluna </w:t>
+      </w:r>
+      <w:proofErr w:type="spellStart"/>
+      <w:r>
+        <w:rPr>
+          <w:rFonts w:cs="Arial"/>
+        </w:rPr>
+        <w:t>unid_prod</w:t>
+      </w:r>
+      <w:proofErr w:type="spellEnd"/>
+      <w:r>
+        <w:rPr>
+          <w:rFonts w:cs="Arial"/>
+        </w:rPr>
+        <w:t xml:space="preserve"> foi definida como </w:t>
+      </w:r>
+      <w:proofErr w:type="gramStart"/>
+      <w:r>
+        <w:rPr>
+          <w:rFonts w:cs="Arial"/>
+        </w:rPr>
+        <w:t>char(</w:t>
+      </w:r>
+      <w:proofErr w:type="gramEnd"/>
+      <w:r>
+        <w:rPr>
+          <w:rFonts w:cs="Arial"/>
+        </w:rPr>
+        <w:t>03)).</w:t>
+      </w:r>
+    </w:p>
+    <w:p/>
+    <w:p>
+      <w:r>
+        <w:lastRenderedPageBreak/>
+        <w:drawing>
+          <wp:inline distT="0" distB="0" distL="0" distR="0" wp14:anchorId="394BAE68" wp14:editId="34FE1490">
+            <wp:extent cx="5400040" cy="2735580"/>
+            <wp:effectExtent l="0" t="0" r="0" b="7620"/>
+            <wp:docPr id="21" name="Imagem 21"/>
+            <wp:cNvGraphicFramePr>
+              <a:graphicFrameLocks xmlns:a="http://schemas.openxmlformats.org/drawingml/2006/main" noChangeAspect="1"/>
+            </wp:cNvGraphicFramePr>
+            <a:graphic xmlns:a="http://schemas.openxmlformats.org/drawingml/2006/main">
+              <a:graphicData uri="http://schemas.openxmlformats.org/drawingml/2006/picture">
+                <pic:pic xmlns:pic="http://schemas.openxmlformats.org/drawingml/2006/picture">
+                  <pic:nvPicPr>
+                    <pic:cNvPr id="1" name=""/>
+                    <pic:cNvPicPr/>
+                  </pic:nvPicPr>
+                  <pic:blipFill>
+                    <a:blip r:embed="rId24"/>
+                    <a:stretch>
+                      <a:fillRect/>
+                    </a:stretch>
+                  </pic:blipFill>
+                  <pic:spPr>
+                    <a:xfrm>
+                      <a:off x="0" y="0"/>
+                      <a:ext cx="5400040" cy="2735580"/>
+                    </a:xfrm>
+                    <a:prstGeom prst="rect">
+                      <a:avLst/>
+                    </a:prstGeom>
+                  </pic:spPr>
+                </pic:pic>
+              </a:graphicData>
+            </a:graphic>
+          </wp:inline>
+        </w:drawing>
+      </w:r>
+    </w:p>
+    <w:p/>
+    <w:p>
+      <w:r>
+        <w:t>Problema</w:t>
+      </w:r>
+      <w:r>
+        <w:t xml:space="preserve"> 2</w:t>
+      </w:r>
+      <w:r>
+        <w:t>:</w:t>
+      </w:r>
+    </w:p>
+    <w:p>
+      <w:pPr>
+        <w:rPr>
+          <w:rFonts w:cs="Arial"/>
+        </w:rPr>
+      </w:pPr>
+      <w:r>
+        <w:rPr>
+          <w:rFonts w:cs="Arial"/>
+        </w:rPr>
+        <w:t>Listar todos os vendedores cujos os nomes não comecem por 'A'.</w:t>
+      </w:r>
+    </w:p>
+    <w:p>
+      <w:pPr>
+        <w:rPr>
+          <w:rFonts w:cs="Arial"/>
+        </w:rPr>
+      </w:pPr>
+    </w:p>
+    <w:p>
+      <w:r>
+        <w:drawing>
+          <wp:inline distT="0" distB="0" distL="0" distR="0" wp14:anchorId="1894500D" wp14:editId="7B835277">
+            <wp:extent cx="5400040" cy="3255645"/>
+            <wp:effectExtent l="0" t="0" r="0" b="1905"/>
+            <wp:docPr id="22" name="Imagem 22"/>
+            <wp:cNvGraphicFramePr>
+              <a:graphicFrameLocks xmlns:a="http://schemas.openxmlformats.org/drawingml/2006/main" noChangeAspect="1"/>
+            </wp:cNvGraphicFramePr>
+            <a:graphic xmlns:a="http://schemas.openxmlformats.org/drawingml/2006/main">
+              <a:graphicData uri="http://schemas.openxmlformats.org/drawingml/2006/picture">
+                <pic:pic xmlns:pic="http://schemas.openxmlformats.org/drawingml/2006/picture">
+                  <pic:nvPicPr>
+                    <pic:cNvPr id="1" name=""/>
+                    <pic:cNvPicPr/>
+                  </pic:nvPicPr>
+                  <pic:blipFill>
+                    <a:blip r:embed="rId25"/>
+                    <a:stretch>
+                      <a:fillRect/>
+                    </a:stretch>
+                  </pic:blipFill>
+                  <pic:spPr>
+                    <a:xfrm>
+                      <a:off x="0" y="0"/>
+                      <a:ext cx="5400040" cy="3255645"/>
+                    </a:xfrm>
+                    <a:prstGeom prst="rect">
+                      <a:avLst/>
+                    </a:prstGeom>
+                  </pic:spPr>
+                </pic:pic>
+              </a:graphicData>
+            </a:graphic>
+          </wp:inline>
+        </w:drawing>
+      </w:r>
+    </w:p>
+    <w:p>
+      <w:pPr>
+        <w:pStyle w:val="Ttulo1"/>
+      </w:pPr>
+      <w:bookmarkStart w:id="3" w:name="_Toc229483675"/>
+      <w:r>
+        <w:t>Operadores IN e NOT IN</w:t>
+      </w:r>
+      <w:bookmarkEnd w:id="3"/>
+    </w:p>
+    <w:p>
+      <w:pPr>
+        <w:jc w:val="center"/>
+        <w:rPr>
+          <w:rFonts w:cs="Arial"/>
+          <w:b/>
+          <w:bCs/>
+        </w:rPr>
+      </w:pPr>
+    </w:p>
+    <w:p>
+      <w:pPr>
+        <w:rPr>
+          <w:rFonts w:cs="Arial"/>
+          <w:b/>
+          <w:bCs/>
+        </w:rPr>
+      </w:pPr>
+      <w:r>
+        <w:rPr>
+          <w:rFonts w:cs="Arial"/>
+          <w:b/>
+          <w:bCs/>
+        </w:rPr>
+        <w:t xml:space="preserve">WHERE </w:t>
+      </w:r>
+      <w:r>
+        <w:rPr>
+          <w:rFonts w:cs="Arial"/>
+        </w:rPr>
+        <w:t>&lt;</w:t>
+      </w:r>
+      <w:proofErr w:type="spellStart"/>
+      <w:r>
+        <w:rPr>
+          <w:rFonts w:cs="Arial"/>
+        </w:rPr>
+        <w:t>nome_coluna</w:t>
+      </w:r>
+      <w:proofErr w:type="spellEnd"/>
+      <w:r>
+        <w:rPr>
+          <w:rFonts w:cs="Arial"/>
+        </w:rPr>
+        <w:t>&gt;</w:t>
+      </w:r>
+      <w:r>
+        <w:rPr>
+          <w:rFonts w:cs="Arial"/>
+          <w:b/>
+          <w:bCs/>
+        </w:rPr>
+        <w:t xml:space="preserve"> IN </w:t>
+      </w:r>
+      <w:r>
+        <w:rPr>
+          <w:rFonts w:cs="Arial"/>
+        </w:rPr>
+        <w:t>&lt;</w:t>
+      </w:r>
+      <w:proofErr w:type="spellStart"/>
+      <w:r>
+        <w:rPr>
+          <w:rFonts w:cs="Arial"/>
+        </w:rPr>
+        <w:t>lista_de_valores</w:t>
+      </w:r>
+      <w:proofErr w:type="spellEnd"/>
+      <w:r>
+        <w:rPr>
+          <w:rFonts w:cs="Arial"/>
+        </w:rPr>
+        <w:t>&gt;</w:t>
+      </w:r>
+    </w:p>
+    <w:p>
+      <w:pPr>
+        <w:rPr>
+          <w:rFonts w:cs="Arial"/>
+        </w:rPr>
+      </w:pPr>
+      <w:r>
+        <w:rPr>
+          <w:rFonts w:cs="Arial"/>
+          <w:b/>
+          <w:bCs/>
+        </w:rPr>
+        <w:t>WHERE</w:t>
+      </w:r>
+      <w:r>
+        <w:rPr>
+          <w:rFonts w:cs="Arial"/>
+        </w:rPr>
+        <w:t xml:space="preserve"> &lt;</w:t>
+      </w:r>
+      <w:proofErr w:type="spellStart"/>
+      <w:r>
+        <w:rPr>
+          <w:rFonts w:cs="Arial"/>
+        </w:rPr>
+        <w:t>nome_coluna</w:t>
+      </w:r>
+      <w:proofErr w:type="spellEnd"/>
+      <w:r>
+        <w:rPr>
+          <w:rFonts w:cs="Arial"/>
+        </w:rPr>
+        <w:t>&gt;</w:t>
+      </w:r>
+      <w:r>
+        <w:rPr>
+          <w:rFonts w:cs="Arial"/>
+          <w:b/>
+          <w:bCs/>
+        </w:rPr>
+        <w:t xml:space="preserve"> NOT IN </w:t>
+      </w:r>
+      <w:r>
+        <w:rPr>
+          <w:rFonts w:cs="Arial"/>
+        </w:rPr>
+        <w:t>(&lt;</w:t>
+      </w:r>
+      <w:proofErr w:type="spellStart"/>
+      <w:r>
+        <w:rPr>
+          <w:rFonts w:cs="Arial"/>
+        </w:rPr>
+        <w:t>lista_de_valores</w:t>
+      </w:r>
+      <w:proofErr w:type="spellEnd"/>
+      <w:r>
+        <w:rPr>
+          <w:rFonts w:cs="Arial"/>
+        </w:rPr>
+        <w:t>&gt;)</w:t>
+      </w:r>
+    </w:p>
+    <w:p>
+      <w:pPr>
+        <w:rPr>
+          <w:rFonts w:cs="Arial"/>
+        </w:rPr>
+      </w:pPr>
+    </w:p>
+    <w:p>
+      <w:pPr>
+        <w:pStyle w:val="Ttulo2"/>
+      </w:pPr>
+      <w:bookmarkStart w:id="4" w:name="_Toc229483676"/>
+      <w:r>
+        <w:t>Explicação</w:t>
+      </w:r>
+      <w:bookmarkEnd w:id="4"/>
+    </w:p>
+    <w:p>
+      <w:pPr>
+        <w:rPr>
+          <w:rFonts w:cs="Arial"/>
+        </w:rPr>
+      </w:pPr>
+      <w:r>
+        <w:rPr>
+          <w:rFonts w:cs="Arial"/>
+        </w:rPr>
+        <w:t>Seleciona as linhas cujo o valor da coluna &lt;</w:t>
+      </w:r>
+      <w:proofErr w:type="spellStart"/>
+      <w:r>
+        <w:rPr>
+          <w:rFonts w:cs="Arial"/>
+        </w:rPr>
+        <w:t>nome_coluna</w:t>
+      </w:r>
+      <w:proofErr w:type="spellEnd"/>
+      <w:r>
+        <w:rPr>
+          <w:rFonts w:cs="Arial"/>
+        </w:rPr>
+        <w:t>&gt; pertença ao conjunto &lt;</w:t>
+      </w:r>
+      <w:proofErr w:type="spellStart"/>
+      <w:r>
+        <w:rPr>
+          <w:rFonts w:cs="Arial"/>
+        </w:rPr>
+        <w:t>lista_de_valores</w:t>
+      </w:r>
+      <w:proofErr w:type="spellEnd"/>
+      <w:r>
+        <w:rPr>
+          <w:rFonts w:cs="Arial"/>
+        </w:rPr>
+        <w:t>&gt;.</w:t>
+      </w:r>
+    </w:p>
+    <w:p>
+      <w:pPr>
+        <w:rPr>
+          <w:rFonts w:cs="Arial"/>
+        </w:rPr>
+      </w:pPr>
+    </w:p>
+    <w:p>
+      <w:r>
+        <w:t>Problema</w:t>
+      </w:r>
+      <w:r>
+        <w:t xml:space="preserve"> 1</w:t>
+      </w:r>
+      <w:r>
+        <w:t>:</w:t>
+      </w:r>
+    </w:p>
+    <w:p>
+      <w:pPr>
+        <w:rPr>
+          <w:rFonts w:cs="Arial"/>
+        </w:rPr>
+      </w:pPr>
+      <w:r>
+        <w:rPr>
+          <w:rFonts w:cs="Arial"/>
+        </w:rPr>
+        <w:t>Listar todos os vendedores cujas as faixas de comissão sejam 'a' ou 'b'.</w:t>
+      </w:r>
+    </w:p>
+    <w:p/>
+    <w:p>
+      <w:r>
+        <w:drawing>
+          <wp:inline distT="0" distB="0" distL="0" distR="0" wp14:anchorId="6EA04856" wp14:editId="796B1915">
+            <wp:extent cx="5400040" cy="2827020"/>
+            <wp:effectExtent l="0" t="0" r="0" b="0"/>
+            <wp:docPr id="23" name="Imagem 23"/>
+            <wp:cNvGraphicFramePr>
+              <a:graphicFrameLocks xmlns:a="http://schemas.openxmlformats.org/drawingml/2006/main" noChangeAspect="1"/>
+            </wp:cNvGraphicFramePr>
+            <a:graphic xmlns:a="http://schemas.openxmlformats.org/drawingml/2006/main">
+              <a:graphicData uri="http://schemas.openxmlformats.org/drawingml/2006/picture">
+                <pic:pic xmlns:pic="http://schemas.openxmlformats.org/drawingml/2006/picture">
+                  <pic:nvPicPr>
+                    <pic:cNvPr id="1" name=""/>
+                    <pic:cNvPicPr/>
+                  </pic:nvPicPr>
+                  <pic:blipFill>
+                    <a:blip r:embed="rId26"/>
+                    <a:stretch>
+                      <a:fillRect/>
+                    </a:stretch>
+                  </pic:blipFill>
+                  <pic:spPr>
+                    <a:xfrm>
+                      <a:off x="0" y="0"/>
+                      <a:ext cx="5400040" cy="2827020"/>
+                    </a:xfrm>
+                    <a:prstGeom prst="rect">
+                      <a:avLst/>
+                    </a:prstGeom>
+                  </pic:spPr>
+                </pic:pic>
+              </a:graphicData>
+            </a:graphic>
+          </wp:inline>
+        </w:drawing>
+      </w:r>
+    </w:p>
+    <w:p/>
+    <w:p>
+      <w:pPr>
+        <w:pStyle w:val="Ttulo1"/>
+      </w:pPr>
+      <w:bookmarkStart w:id="5" w:name="_Toc229483677"/>
+      <w:r>
+        <w:t>Operadores IS NULL e IS NOT NULL</w:t>
+      </w:r>
+      <w:bookmarkEnd w:id="5"/>
+    </w:p>
+    <w:p>
+      <w:pPr>
+        <w:jc w:val="center"/>
+        <w:rPr>
+          <w:rFonts w:cs="Arial"/>
+          <w:b/>
+          <w:bCs/>
+        </w:rPr>
+      </w:pPr>
+    </w:p>
+    <w:p>
+      <w:pPr>
+        <w:rPr>
+          <w:rFonts w:cs="Arial"/>
+        </w:rPr>
+      </w:pPr>
+      <w:r>
+        <w:rPr>
+          <w:rFonts w:cs="Arial"/>
+          <w:b/>
+          <w:bCs/>
+        </w:rPr>
+        <w:t>WHERE</w:t>
+      </w:r>
+      <w:r>
+        <w:rPr>
+          <w:rFonts w:cs="Arial"/>
+        </w:rPr>
+        <w:t xml:space="preserve"> &lt;</w:t>
+      </w:r>
+      <w:proofErr w:type="spellStart"/>
+      <w:r>
+        <w:rPr>
+          <w:rFonts w:cs="Arial"/>
+        </w:rPr>
+        <w:t>nome_coluna</w:t>
+      </w:r>
+      <w:proofErr w:type="spellEnd"/>
+      <w:r>
+        <w:rPr>
+          <w:rFonts w:cs="Arial"/>
+        </w:rPr>
+        <w:t xml:space="preserve">&gt; </w:t>
+      </w:r>
+      <w:r>
+        <w:rPr>
+          <w:rFonts w:cs="Arial"/>
+          <w:b/>
+          <w:bCs/>
+        </w:rPr>
+        <w:t>IS NULL</w:t>
+      </w:r>
+    </w:p>
+    <w:p>
+      <w:pPr>
+        <w:rPr>
+          <w:rFonts w:cs="Arial"/>
+          <w:b/>
+          <w:bCs/>
+        </w:rPr>
+      </w:pPr>
+      <w:r>
+        <w:rPr>
+          <w:rFonts w:cs="Arial"/>
+          <w:b/>
+          <w:bCs/>
+        </w:rPr>
+        <w:t>WHERE</w:t>
+      </w:r>
+      <w:r>
+        <w:rPr>
+          <w:rFonts w:cs="Arial"/>
+        </w:rPr>
+        <w:t xml:space="preserve"> &lt;</w:t>
+      </w:r>
+      <w:proofErr w:type="spellStart"/>
+      <w:r>
+        <w:rPr>
+          <w:rFonts w:cs="Arial"/>
+        </w:rPr>
+        <w:t>nome_coluna</w:t>
+      </w:r>
+      <w:proofErr w:type="spellEnd"/>
+      <w:r>
+        <w:rPr>
+          <w:rFonts w:cs="Arial"/>
+        </w:rPr>
+        <w:t xml:space="preserve">&gt; </w:t>
+      </w:r>
+      <w:r>
+        <w:rPr>
+          <w:rFonts w:cs="Arial"/>
+          <w:b/>
+          <w:bCs/>
+        </w:rPr>
+        <w:t>IS NOT NULL</w:t>
+      </w:r>
+    </w:p>
+    <w:p>
+      <w:pPr>
+        <w:rPr>
+          <w:rFonts w:cs="Arial"/>
+          <w:b/>
+          <w:bCs/>
+        </w:rPr>
+      </w:pPr>
+    </w:p>
+    <w:p>
+      <w:pPr>
+        <w:pStyle w:val="Ttulo2"/>
+      </w:pPr>
+      <w:bookmarkStart w:id="6" w:name="_Toc229483678"/>
+      <w:r>
+        <w:t>Explicação:</w:t>
+      </w:r>
+      <w:bookmarkEnd w:id="6"/>
+    </w:p>
+    <w:p>
+      <w:pPr>
+        <w:rPr>
+          <w:rFonts w:cs="Arial"/>
+        </w:rPr>
+      </w:pPr>
+      <w:r>
+        <w:rPr>
+          <w:rFonts w:cs="Arial"/>
+        </w:rPr>
+        <w:t>A utilização do valor nulo (NULL) é problemática, pois as diversas implementações da linguagem SQL podem adotar qualquer representação para o valor nulo.</w:t>
+      </w:r>
+    </w:p>
+    <w:p>
+      <w:pPr>
+        <w:rPr>
+          <w:rFonts w:cs="Arial"/>
+        </w:rPr>
+      </w:pPr>
+    </w:p>
+    <w:p>
+      <w:r>
+        <w:lastRenderedPageBreak/>
+        <w:t>Problema</w:t>
+      </w:r>
+      <w:r>
+        <w:t xml:space="preserve"> 1</w:t>
+      </w:r>
+      <w:r>
+        <w:t>:</w:t>
+      </w:r>
+    </w:p>
+    <w:p>
+      <w:pPr>
+        <w:rPr>
+          <w:rFonts w:cs="Arial"/>
+        </w:rPr>
+      </w:pPr>
+      <w:r>
+        <w:rPr>
+          <w:rFonts w:cs="Arial"/>
+        </w:rPr>
+        <w:t>Mostrar os clientes que não tenham endereço cadastrado</w:t>
+      </w:r>
+    </w:p>
+    <w:p>
+      <w:r>
+        <w:drawing>
+          <wp:inline distT="0" distB="0" distL="0" distR="0" wp14:anchorId="4C5899B9" wp14:editId="6E447B9D">
+            <wp:extent cx="5400040" cy="2932430"/>
+            <wp:effectExtent l="0" t="0" r="0" b="1270"/>
+            <wp:docPr id="24" name="Imagem 24"/>
+            <wp:cNvGraphicFramePr>
+              <a:graphicFrameLocks xmlns:a="http://schemas.openxmlformats.org/drawingml/2006/main" noChangeAspect="1"/>
+            </wp:cNvGraphicFramePr>
+            <a:graphic xmlns:a="http://schemas.openxmlformats.org/drawingml/2006/main">
+              <a:graphicData uri="http://schemas.openxmlformats.org/drawingml/2006/picture">
+                <pic:pic xmlns:pic="http://schemas.openxmlformats.org/drawingml/2006/picture">
+                  <pic:nvPicPr>
+                    <pic:cNvPr id="1" name=""/>
+                    <pic:cNvPicPr/>
+                  </pic:nvPicPr>
+                  <pic:blipFill>
+                    <a:blip r:embed="rId27"/>
+                    <a:stretch>
+                      <a:fillRect/>
+                    </a:stretch>
+                  </pic:blipFill>
+                  <pic:spPr>
+                    <a:xfrm>
+                      <a:off x="0" y="0"/>
+                      <a:ext cx="5400040" cy="2932430"/>
+                    </a:xfrm>
+                    <a:prstGeom prst="rect">
+                      <a:avLst/>
+                    </a:prstGeom>
+                  </pic:spPr>
+                </pic:pic>
+              </a:graphicData>
+            </a:graphic>
+          </wp:inline>
+        </w:drawing>
+      </w:r>
+    </w:p>
+    <w:p/>
+    <w:p>
+      <w:pPr>
+        <w:pStyle w:val="Ttulo1"/>
+      </w:pPr>
+      <w:bookmarkStart w:id="7" w:name="_Toc229483679"/>
+      <w:r>
+        <w:t>Ordenando os Dados Selecionados</w:t>
+      </w:r>
+      <w:bookmarkEnd w:id="7"/>
+    </w:p>
+    <w:p/>
+    <w:p>
+      <w:pPr>
+        <w:rPr>
+          <w:rFonts w:cs="Arial"/>
+        </w:rPr>
+      </w:pPr>
+      <w:r>
+        <w:rPr>
+          <w:rFonts w:cs="Arial"/>
+        </w:rPr>
+        <w:t>SELECT &lt;</w:t>
+      </w:r>
+      <w:proofErr w:type="spellStart"/>
+      <w:r>
+        <w:rPr>
+          <w:rFonts w:cs="Arial"/>
+        </w:rPr>
+        <w:t>lista_de_colunas</w:t>
+      </w:r>
+      <w:proofErr w:type="spellEnd"/>
+      <w:r>
+        <w:rPr>
+          <w:rFonts w:cs="Arial"/>
+        </w:rPr>
+        <w:t>&gt;</w:t>
+      </w:r>
+    </w:p>
+    <w:p>
+      <w:pPr>
+        <w:rPr>
+          <w:rFonts w:cs="Arial"/>
+        </w:rPr>
+      </w:pPr>
+      <w:r>
+        <w:rPr>
+          <w:rFonts w:cs="Arial"/>
+        </w:rPr>
+        <w:t>FROM &lt;</w:t>
+      </w:r>
+      <w:proofErr w:type="spellStart"/>
+      <w:r>
+        <w:rPr>
+          <w:rFonts w:cs="Arial"/>
+        </w:rPr>
+        <w:t>nome_tabela</w:t>
+      </w:r>
+      <w:proofErr w:type="spellEnd"/>
+      <w:r>
+        <w:rPr>
+          <w:rFonts w:cs="Arial"/>
+        </w:rPr>
+        <w:t>&gt;</w:t>
+      </w:r>
+    </w:p>
+    <w:p>
+      <w:pPr>
+        <w:rPr>
+          <w:rFonts w:cs="Arial"/>
+        </w:rPr>
+      </w:pPr>
+      <w:r>
+        <w:rPr>
+          <w:rFonts w:cs="Arial"/>
+        </w:rPr>
+        <w:t>WHERE &lt;</w:t>
+      </w:r>
+      <w:proofErr w:type="spellStart"/>
+      <w:r>
+        <w:rPr>
+          <w:rFonts w:cs="Arial"/>
+        </w:rPr>
+        <w:t>condição_de_seleção</w:t>
+      </w:r>
+      <w:proofErr w:type="spellEnd"/>
+      <w:r>
+        <w:rPr>
+          <w:rFonts w:cs="Arial"/>
+        </w:rPr>
+        <w:t>&gt;</w:t>
+      </w:r>
+    </w:p>
+    <w:p>
+      <w:pPr>
+        <w:rPr>
+          <w:rFonts w:cs="Arial"/>
+        </w:rPr>
+      </w:pPr>
+      <w:r>
+        <w:rPr>
+          <w:rFonts w:cs="Arial"/>
+        </w:rPr>
+        <w:t>ORDER BY {&lt;</w:t>
+      </w:r>
+      <w:proofErr w:type="spellStart"/>
+      <w:r>
+        <w:rPr>
+          <w:rFonts w:cs="Arial"/>
+        </w:rPr>
+        <w:t>nome_coluna</w:t>
+      </w:r>
+      <w:proofErr w:type="spellEnd"/>
+      <w:r>
+        <w:rPr>
+          <w:rFonts w:cs="Arial"/>
+        </w:rPr>
+        <w:t>&gt;</w:t>
+      </w:r>
+      <w:r>
+        <w:rPr>
+          <w:rFonts w:cs="Arial"/>
+        </w:rPr>
+        <w:t xml:space="preserve"> </w:t>
+      </w:r>
+      <w:r>
+        <w:rPr>
+          <w:rFonts w:cs="Arial"/>
+        </w:rPr>
+        <w:t>|</w:t>
+      </w:r>
+      <w:r>
+        <w:rPr>
+          <w:rFonts w:cs="Arial"/>
+        </w:rPr>
+        <w:t xml:space="preserve"> </w:t>
+      </w:r>
+      <w:r>
+        <w:rPr>
+          <w:rFonts w:cs="Arial"/>
+        </w:rPr>
+        <w:t>&lt;</w:t>
+      </w:r>
+      <w:proofErr w:type="spellStart"/>
+      <w:r>
+        <w:rPr>
+          <w:rFonts w:cs="Arial"/>
+        </w:rPr>
+        <w:t>num_col</w:t>
+      </w:r>
+      <w:proofErr w:type="spellEnd"/>
+      <w:r>
+        <w:rPr>
+          <w:rFonts w:cs="Arial"/>
+        </w:rPr>
+        <w:t>&gt; [ASC</w:t>
+      </w:r>
+      <w:r>
+        <w:rPr>
+          <w:rFonts w:cs="Arial"/>
+        </w:rPr>
+        <w:t xml:space="preserve"> </w:t>
+      </w:r>
+      <w:r>
+        <w:rPr>
+          <w:rFonts w:cs="Arial"/>
+        </w:rPr>
+        <w:t>|</w:t>
+      </w:r>
+      <w:r>
+        <w:rPr>
+          <w:rFonts w:cs="Arial"/>
+        </w:rPr>
+        <w:t xml:space="preserve"> </w:t>
+      </w:r>
+      <w:r>
+        <w:rPr>
+          <w:rFonts w:cs="Arial"/>
+        </w:rPr>
+        <w:t>DESC]}</w:t>
+      </w:r>
+    </w:p>
+    <w:p>
+      <w:pPr>
+        <w:rPr>
+          <w:rFonts w:cs="Arial"/>
+        </w:rPr>
+      </w:pPr>
+    </w:p>
+    <w:p>
+      <w:pPr>
+        <w:pStyle w:val="Ttulo2"/>
+        <w:rPr>
+          <w:rFonts w:cs="Arial"/>
+          <w:b/>
+          <w:bCs/>
+        </w:rPr>
+      </w:pPr>
+      <w:bookmarkStart w:id="8" w:name="_Toc229483680"/>
+      <w:r>
+        <w:rPr>
+          <w:rStyle w:val="Ttulo3Char"/>
+        </w:rPr>
+        <w:t>Explicação</w:t>
+      </w:r>
+      <w:r>
+        <w:rPr>
+          <w:rFonts w:cs="Arial"/>
+          <w:b/>
+          <w:bCs/>
+        </w:rPr>
+        <w:t>:</w:t>
+      </w:r>
+      <w:bookmarkEnd w:id="8"/>
+    </w:p>
+    <w:p>
+      <w:pPr>
+        <w:rPr>
+          <w:rFonts w:cs="Arial"/>
+        </w:rPr>
+      </w:pPr>
+      <w:r>
+        <w:rPr>
+          <w:rFonts w:cs="Arial"/>
+        </w:rPr>
+        <w:t>Onde &lt;</w:t>
+      </w:r>
+      <w:proofErr w:type="spellStart"/>
+      <w:r>
+        <w:rPr>
+          <w:rFonts w:cs="Arial"/>
+        </w:rPr>
+        <w:t>nome_coluna</w:t>
+      </w:r>
+      <w:proofErr w:type="spellEnd"/>
+      <w:r>
+        <w:rPr>
+          <w:rFonts w:cs="Arial"/>
+        </w:rPr>
+        <w:t>&gt; se refere à coluna segundo a qual as linhas serão ordenadas, e &lt;</w:t>
+      </w:r>
+      <w:proofErr w:type="spellStart"/>
+      <w:r>
+        <w:rPr>
+          <w:rFonts w:cs="Arial"/>
+        </w:rPr>
+        <w:t>num_col</w:t>
+      </w:r>
+      <w:proofErr w:type="spellEnd"/>
+      <w:r>
+        <w:rPr>
+          <w:rFonts w:cs="Arial"/>
+        </w:rPr>
+        <w:t>&gt; se refere à posição relativa da coluna na &lt;</w:t>
+      </w:r>
+      <w:proofErr w:type="spellStart"/>
+      <w:r>
+        <w:rPr>
+          <w:rFonts w:cs="Arial"/>
+        </w:rPr>
+        <w:t>lista_de_colunas</w:t>
+      </w:r>
+      <w:proofErr w:type="spellEnd"/>
+      <w:r>
+        <w:rPr>
+          <w:rFonts w:cs="Arial"/>
+        </w:rPr>
+        <w:t>&gt; projetadas, contada da esquerda para a direita, e não à posição na tabela original.</w:t>
+      </w:r>
+    </w:p>
+    <w:p>
+      <w:pPr>
+        <w:rPr>
+          <w:rFonts w:cs="Arial"/>
+        </w:rPr>
+      </w:pPr>
+    </w:p>
+    <w:p>
+      <w:pPr>
+        <w:rPr>
+          <w:rFonts w:cs="Arial"/>
+        </w:rPr>
+      </w:pPr>
+      <w:r>
+        <w:rPr>
+          <w:rFonts w:cs="Arial"/>
+        </w:rPr>
+        <w:t xml:space="preserve">As cláusulas </w:t>
+      </w:r>
+      <w:r>
+        <w:rPr>
+          <w:rFonts w:cs="Arial"/>
+          <w:b/>
+          <w:bCs/>
+        </w:rPr>
+        <w:t>ASC</w:t>
+      </w:r>
+      <w:r>
+        <w:rPr>
+          <w:rFonts w:cs="Arial"/>
+        </w:rPr>
+        <w:t xml:space="preserve"> e </w:t>
+      </w:r>
+      <w:r>
+        <w:rPr>
+          <w:rFonts w:cs="Arial"/>
+          <w:b/>
+          <w:bCs/>
+        </w:rPr>
+        <w:t>DESC</w:t>
+      </w:r>
+      <w:r>
+        <w:rPr>
+          <w:rFonts w:cs="Arial"/>
+        </w:rPr>
+        <w:t xml:space="preserve"> denotam ordenação </w:t>
+      </w:r>
+      <w:r>
+        <w:rPr>
+          <w:rFonts w:cs="Arial"/>
+          <w:u w:val="single"/>
+        </w:rPr>
+        <w:t>ascendente</w:t>
+      </w:r>
+      <w:r>
+        <w:rPr>
+          <w:rFonts w:cs="Arial"/>
+        </w:rPr>
+        <w:t xml:space="preserve"> e </w:t>
+      </w:r>
+      <w:r>
+        <w:rPr>
+          <w:rFonts w:cs="Arial"/>
+          <w:u w:val="single"/>
+        </w:rPr>
+        <w:t>descendente</w:t>
+      </w:r>
+      <w:r>
+        <w:rPr>
+          <w:rFonts w:cs="Arial"/>
+        </w:rPr>
+        <w:t xml:space="preserve"> respectivamente. A forma ascendente de ordenação é assumida caso nenhuma opção seja informada explicitamente.</w:t>
+      </w:r>
+    </w:p>
+    <w:p>
+      <w:pPr>
+        <w:rPr>
+          <w:rFonts w:cs="Arial"/>
+        </w:rPr>
+      </w:pPr>
+    </w:p>
+    <w:p>
+      <w:pPr>
+        <w:rPr>
+          <w:rFonts w:eastAsia="Arial" w:cstheme="majorBidi"/>
+          <w:b/>
+          <w:iCs/>
+        </w:rPr>
+      </w:pPr>
+    </w:p>
+    <w:p>
+      <w:r>
+        <w:t>Problema</w:t>
+      </w:r>
+      <w:r>
+        <w:t xml:space="preserve"> 1</w:t>
+      </w:r>
+      <w:r>
+        <w:t>:</w:t>
+      </w:r>
+    </w:p>
+    <w:p>
+      <w:pPr>
+        <w:rPr>
+          <w:rFonts w:cs="Arial"/>
+        </w:rPr>
+      </w:pPr>
+      <w:r>
+        <w:rPr>
+          <w:rFonts w:cs="Arial"/>
+        </w:rPr>
+        <w:t>Mostrar em ordem alfabética a lista de vendedores e seus respectivos salários fixos.</w:t>
+      </w:r>
+    </w:p>
+    <w:p>
+      <w:r>
+        <w:drawing>
+          <wp:inline distT="0" distB="0" distL="0" distR="0" wp14:anchorId="7781B3F2" wp14:editId="36F96151">
+            <wp:extent cx="5400040" cy="2733675"/>
+            <wp:effectExtent l="0" t="0" r="0" b="9525"/>
+            <wp:docPr id="25" name="Imagem 25"/>
+            <wp:cNvGraphicFramePr>
+              <a:graphicFrameLocks xmlns:a="http://schemas.openxmlformats.org/drawingml/2006/main" noChangeAspect="1"/>
+            </wp:cNvGraphicFramePr>
+            <a:graphic xmlns:a="http://schemas.openxmlformats.org/drawingml/2006/main">
+              <a:graphicData uri="http://schemas.openxmlformats.org/drawingml/2006/picture">
+                <pic:pic xmlns:pic="http://schemas.openxmlformats.org/drawingml/2006/picture">
+                  <pic:nvPicPr>
+                    <pic:cNvPr id="1" name=""/>
+                    <pic:cNvPicPr/>
+                  </pic:nvPicPr>
+                  <pic:blipFill>
+                    <a:blip r:embed="rId28"/>
+                    <a:stretch>
+                      <a:fillRect/>
+                    </a:stretch>
+                  </pic:blipFill>
+                  <pic:spPr>
+                    <a:xfrm>
+                      <a:off x="0" y="0"/>
+                      <a:ext cx="5400040" cy="2733675"/>
+                    </a:xfrm>
+                    <a:prstGeom prst="rect">
+                      <a:avLst/>
+                    </a:prstGeom>
+                  </pic:spPr>
+                </pic:pic>
+              </a:graphicData>
+            </a:graphic>
+          </wp:inline>
+        </w:drawing>
+      </w:r>
+    </w:p>
+    <w:p>
+      <w:r>
+        <w:drawing>
+          <wp:inline distT="0" distB="0" distL="0" distR="0" wp14:anchorId="239BB2DC" wp14:editId="48772206">
+            <wp:extent cx="5400040" cy="951230"/>
+            <wp:effectExtent l="0" t="0" r="0" b="1270"/>
+            <wp:docPr id="26" name="Imagem 26"/>
+            <wp:cNvGraphicFramePr>
+              <a:graphicFrameLocks xmlns:a="http://schemas.openxmlformats.org/drawingml/2006/main" noChangeAspect="1"/>
+            </wp:cNvGraphicFramePr>
+            <a:graphic xmlns:a="http://schemas.openxmlformats.org/drawingml/2006/main">
+              <a:graphicData uri="http://schemas.openxmlformats.org/drawingml/2006/picture">
+                <pic:pic xmlns:pic="http://schemas.openxmlformats.org/drawingml/2006/picture">
+                  <pic:nvPicPr>
+                    <pic:cNvPr id="1" name=""/>
+                    <pic:cNvPicPr/>
+                  </pic:nvPicPr>
+                  <pic:blipFill>
+                    <a:blip r:embed="rId29"/>
+                    <a:stretch>
+                      <a:fillRect/>
+                    </a:stretch>
+                  </pic:blipFill>
+                  <pic:spPr>
+                    <a:xfrm>
+                      <a:off x="0" y="0"/>
+                      <a:ext cx="5400040" cy="951230"/>
+                    </a:xfrm>
+                    <a:prstGeom prst="rect">
+                      <a:avLst/>
+                    </a:prstGeom>
+                  </pic:spPr>
+                </pic:pic>
+              </a:graphicData>
+            </a:graphic>
+          </wp:inline>
+        </w:drawing>
+      </w:r>
+    </w:p>
+    <w:p>
+      <w:r>
+        <w:lastRenderedPageBreak/>
+        <w:drawing>
+          <wp:inline distT="0" distB="0" distL="0" distR="0" wp14:anchorId="2FD5FEDE" wp14:editId="4E5F9A0F">
+            <wp:extent cx="5400040" cy="3626485"/>
+            <wp:effectExtent l="0" t="0" r="0" b="0"/>
+            <wp:docPr id="27" name="Imagem 27"/>
+            <wp:cNvGraphicFramePr>
+              <a:graphicFrameLocks xmlns:a="http://schemas.openxmlformats.org/drawingml/2006/main" noChangeAspect="1"/>
+            </wp:cNvGraphicFramePr>
+            <a:graphic xmlns:a="http://schemas.openxmlformats.org/drawingml/2006/main">
+              <a:graphicData uri="http://schemas.openxmlformats.org/drawingml/2006/picture">
+                <pic:pic xmlns:pic="http://schemas.openxmlformats.org/drawingml/2006/picture">
+                  <pic:nvPicPr>
+                    <pic:cNvPr id="1" name=""/>
+                    <pic:cNvPicPr/>
+                  </pic:nvPicPr>
+                  <pic:blipFill>
+                    <a:blip r:embed="rId30"/>
+                    <a:stretch>
+                      <a:fillRect/>
+                    </a:stretch>
+                  </pic:blipFill>
+                  <pic:spPr>
+                    <a:xfrm>
+                      <a:off x="0" y="0"/>
+                      <a:ext cx="5400040" cy="3626485"/>
+                    </a:xfrm>
+                    <a:prstGeom prst="rect">
+                      <a:avLst/>
+                    </a:prstGeom>
+                  </pic:spPr>
+                </pic:pic>
+              </a:graphicData>
+            </a:graphic>
+          </wp:inline>
+        </w:drawing>
+      </w:r>
+    </w:p>
+    <w:p>
+      <w:r>
+        <w:drawing>
+          <wp:inline distT="0" distB="0" distL="0" distR="0" wp14:anchorId="6FD603E9" wp14:editId="70014B56">
+            <wp:extent cx="5400040" cy="1026160"/>
+            <wp:effectExtent l="0" t="0" r="0" b="2540"/>
+            <wp:docPr id="28" name="Imagem 28"/>
+            <wp:cNvGraphicFramePr>
+              <a:graphicFrameLocks xmlns:a="http://schemas.openxmlformats.org/drawingml/2006/main" noChangeAspect="1"/>
+            </wp:cNvGraphicFramePr>
+            <a:graphic xmlns:a="http://schemas.openxmlformats.org/drawingml/2006/main">
+              <a:graphicData uri="http://schemas.openxmlformats.org/drawingml/2006/picture">
+                <pic:pic xmlns:pic="http://schemas.openxmlformats.org/drawingml/2006/picture">
+                  <pic:nvPicPr>
+                    <pic:cNvPr id="1" name=""/>
+                    <pic:cNvPicPr/>
+                  </pic:nvPicPr>
+                  <pic:blipFill>
+                    <a:blip r:embed="rId31"/>
+                    <a:stretch>
+                      <a:fillRect/>
+                    </a:stretch>
+                  </pic:blipFill>
+                  <pic:spPr>
+                    <a:xfrm>
+                      <a:off x="0" y="0"/>
+                      <a:ext cx="5400040" cy="1026160"/>
+                    </a:xfrm>
+                    <a:prstGeom prst="rect">
+                      <a:avLst/>
+                    </a:prstGeom>
+                  </pic:spPr>
+                </pic:pic>
+              </a:graphicData>
+            </a:graphic>
+          </wp:inline>
+        </w:drawing>
+      </w:r>
+    </w:p>
+    <w:p>
+      <w:r>
+        <w:drawing>
+          <wp:inline distT="0" distB="0" distL="0" distR="0" wp14:anchorId="4B42ACFD" wp14:editId="07CD8829">
+            <wp:extent cx="5400040" cy="2667000"/>
+            <wp:effectExtent l="0" t="0" r="0" b="0"/>
+            <wp:docPr id="29" name="Imagem 29"/>
+            <wp:cNvGraphicFramePr>
+              <a:graphicFrameLocks xmlns:a="http://schemas.openxmlformats.org/drawingml/2006/main" noChangeAspect="1"/>
+            </wp:cNvGraphicFramePr>
+            <a:graphic xmlns:a="http://schemas.openxmlformats.org/drawingml/2006/main">
+              <a:graphicData uri="http://schemas.openxmlformats.org/drawingml/2006/picture">
+                <pic:pic xmlns:pic="http://schemas.openxmlformats.org/drawingml/2006/picture">
+                  <pic:nvPicPr>
+                    <pic:cNvPr id="1" name=""/>
+                    <pic:cNvPicPr/>
+                  </pic:nvPicPr>
+                  <pic:blipFill>
+                    <a:blip r:embed="rId32"/>
+                    <a:stretch>
+                      <a:fillRect/>
+                    </a:stretch>
+                  </pic:blipFill>
+                  <pic:spPr>
+                    <a:xfrm>
+                      <a:off x="0" y="0"/>
+                      <a:ext cx="5400040" cy="2667000"/>
+                    </a:xfrm>
+                    <a:prstGeom prst="rect">
+                      <a:avLst/>
+                    </a:prstGeom>
+                  </pic:spPr>
+                </pic:pic>
+              </a:graphicData>
+            </a:graphic>
+          </wp:inline>
+        </w:drawing>
+      </w:r>
+    </w:p>
+    <w:p>
+      <w:r>
+        <w:lastRenderedPageBreak/>
+        <w:drawing>
+          <wp:inline distT="0" distB="0" distL="0" distR="0" wp14:anchorId="3EA50E01" wp14:editId="3AEACE48">
+            <wp:extent cx="5400040" cy="2233930"/>
+            <wp:effectExtent l="0" t="0" r="0" b="0"/>
+            <wp:docPr id="30" name="Imagem 30"/>
+            <wp:cNvGraphicFramePr>
+              <a:graphicFrameLocks xmlns:a="http://schemas.openxmlformats.org/drawingml/2006/main" noChangeAspect="1"/>
+            </wp:cNvGraphicFramePr>
+            <a:graphic xmlns:a="http://schemas.openxmlformats.org/drawingml/2006/main">
+              <a:graphicData uri="http://schemas.openxmlformats.org/drawingml/2006/picture">
+                <pic:pic xmlns:pic="http://schemas.openxmlformats.org/drawingml/2006/picture">
+                  <pic:nvPicPr>
+                    <pic:cNvPr id="1" name=""/>
+                    <pic:cNvPicPr/>
+                  </pic:nvPicPr>
+                  <pic:blipFill>
+                    <a:blip r:embed="rId33"/>
+                    <a:stretch>
+                      <a:fillRect/>
+                    </a:stretch>
+                  </pic:blipFill>
+                  <pic:spPr>
+                    <a:xfrm>
+                      <a:off x="0" y="0"/>
+                      <a:ext cx="5400040" cy="2233930"/>
+                    </a:xfrm>
+                    <a:prstGeom prst="rect">
+                      <a:avLst/>
+                    </a:prstGeom>
+                  </pic:spPr>
+                </pic:pic>
+              </a:graphicData>
+            </a:graphic>
+          </wp:inline>
+        </w:drawing>
+      </w:r>
+    </w:p>
+    <w:p>
+      <w:r>
+        <w:drawing>
+          <wp:inline distT="0" distB="0" distL="0" distR="0" wp14:anchorId="4B06DFF5" wp14:editId="04B87E79">
+            <wp:extent cx="5400040" cy="3027680"/>
+            <wp:effectExtent l="0" t="0" r="0" b="1270"/>
+            <wp:docPr id="31" name="Imagem 31"/>
+            <wp:cNvGraphicFramePr>
+              <a:graphicFrameLocks xmlns:a="http://schemas.openxmlformats.org/drawingml/2006/main" noChangeAspect="1"/>
+            </wp:cNvGraphicFramePr>
+            <a:graphic xmlns:a="http://schemas.openxmlformats.org/drawingml/2006/main">
+              <a:graphicData uri="http://schemas.openxmlformats.org/drawingml/2006/picture">
+                <pic:pic xmlns:pic="http://schemas.openxmlformats.org/drawingml/2006/picture">
+                  <pic:nvPicPr>
+                    <pic:cNvPr id="1" name=""/>
+                    <pic:cNvPicPr/>
+                  </pic:nvPicPr>
+                  <pic:blipFill>
+                    <a:blip r:embed="rId34"/>
+                    <a:stretch>
+                      <a:fillRect/>
+                    </a:stretch>
+                  </pic:blipFill>
+                  <pic:spPr>
+                    <a:xfrm>
+                      <a:off x="0" y="0"/>
+                      <a:ext cx="5400040" cy="3027680"/>
+                    </a:xfrm>
+                    <a:prstGeom prst="rect">
+                      <a:avLst/>
+                    </a:prstGeom>
+                  </pic:spPr>
+                </pic:pic>
+              </a:graphicData>
+            </a:graphic>
+          </wp:inline>
+        </w:drawing>
+      </w:r>
+    </w:p>
+    <w:p>
+      <w:r>
+        <w:drawing>
+          <wp:inline distT="0" distB="0" distL="0" distR="0" wp14:anchorId="67B17F3E" wp14:editId="6C6A4F0D">
+            <wp:extent cx="5400040" cy="1873250"/>
+            <wp:effectExtent l="0" t="0" r="0" b="0"/>
+            <wp:docPr id="32" name="Imagem 32"/>
+            <wp:cNvGraphicFramePr>
+              <a:graphicFrameLocks xmlns:a="http://schemas.openxmlformats.org/drawingml/2006/main" noChangeAspect="1"/>
+            </wp:cNvGraphicFramePr>
+            <a:graphic xmlns:a="http://schemas.openxmlformats.org/drawingml/2006/main">
+              <a:graphicData uri="http://schemas.openxmlformats.org/drawingml/2006/picture">
+                <pic:pic xmlns:pic="http://schemas.openxmlformats.org/drawingml/2006/picture">
+                  <pic:nvPicPr>
+                    <pic:cNvPr id="1" name=""/>
+                    <pic:cNvPicPr/>
+                  </pic:nvPicPr>
+                  <pic:blipFill>
+                    <a:blip r:embed="rId35"/>
+                    <a:stretch>
+                      <a:fillRect/>
+                    </a:stretch>
+                  </pic:blipFill>
+                  <pic:spPr>
+                    <a:xfrm>
+                      <a:off x="0" y="0"/>
+                      <a:ext cx="5400040" cy="1873250"/>
+                    </a:xfrm>
+                    <a:prstGeom prst="rect">
+                      <a:avLst/>
+                    </a:prstGeom>
+                  </pic:spPr>
+                </pic:pic>
+              </a:graphicData>
+            </a:graphic>
+          </wp:inline>
+        </w:drawing>
+      </w:r>
+    </w:p>
+    <w:p>
+      <w:r>
+        <w:lastRenderedPageBreak/>
+        <w:drawing>
+          <wp:inline distT="0" distB="0" distL="0" distR="0" wp14:anchorId="3D348D59" wp14:editId="3D22780A">
+            <wp:extent cx="5400040" cy="1936750"/>
+            <wp:effectExtent l="0" t="0" r="0" b="6350"/>
+            <wp:docPr id="33" name="Imagem 33"/>
+            <wp:cNvGraphicFramePr>
+              <a:graphicFrameLocks xmlns:a="http://schemas.openxmlformats.org/drawingml/2006/main" noChangeAspect="1"/>
+            </wp:cNvGraphicFramePr>
+            <a:graphic xmlns:a="http://schemas.openxmlformats.org/drawingml/2006/main">
+              <a:graphicData uri="http://schemas.openxmlformats.org/drawingml/2006/picture">
+                <pic:pic xmlns:pic="http://schemas.openxmlformats.org/drawingml/2006/picture">
+                  <pic:nvPicPr>
+                    <pic:cNvPr id="1" name=""/>
+                    <pic:cNvPicPr/>
+                  </pic:nvPicPr>
+                  <pic:blipFill>
+                    <a:blip r:embed="rId36"/>
+                    <a:stretch>
+                      <a:fillRect/>
+                    </a:stretch>
+                  </pic:blipFill>
+                  <pic:spPr>
+                    <a:xfrm>
+                      <a:off x="0" y="0"/>
+                      <a:ext cx="5400040" cy="1936750"/>
                     </a:xfrm>
                     <a:prstGeom prst="rect">
                       <a:avLst/>
@@ -1292,7 +3246,6 @@
     <w:next w:val="Normal"/>
     <w:link w:val="Ttulo2Char"/>
     <w:uiPriority w:val="9"/>
-    <w:semiHidden/>
     <w:unhideWhenUsed/>
     <w:qFormat/>
     <w:rsid w:val="009C6E1C"/>
@@ -1338,7 +3291,6 @@
     <w:next w:val="Normal"/>
     <w:link w:val="Ttulo4Char"/>
     <w:uiPriority w:val="9"/>
-    <w:semiHidden/>
     <w:unhideWhenUsed/>
     <w:qFormat/>
     <w:rsid w:val="009C6E1C"/>
@@ -1467,7 +3419,6 @@
   <w:style w:type="character" w:default="1" w:styleId="Fontepargpadro">
     <w:name w:val="Default Paragraph Font"/>
     <w:uiPriority w:val="1"/>
-    <w:semiHidden/>
     <w:unhideWhenUsed/>
   </w:style>
   <w:style w:type="table" w:default="1" w:styleId="Tabelanormal">
@@ -1509,7 +3460,6 @@
     <w:basedOn w:val="Fontepargpadro"/>
     <w:link w:val="Ttulo2"/>
     <w:uiPriority w:val="9"/>
-    <w:semiHidden/>
     <w:rsid w:val="009C6E1C"/>
     <w:rPr>
       <w:rFonts w:asciiTheme="majorHAnsi" w:eastAsiaTheme="majorEastAsia" w:hAnsiTheme="majorHAnsi" w:cstheme="majorBidi"/>
@@ -1537,7 +3487,6 @@
     <w:basedOn w:val="Fontepargpadro"/>
     <w:link w:val="Ttulo4"/>
     <w:uiPriority w:val="9"/>
-    <w:semiHidden/>
     <w:rsid w:val="009C6E1C"/>
     <w:rPr>
       <w:rFonts w:eastAsiaTheme="majorEastAsia" w:cstheme="majorBidi"/>
@@ -1780,6 +3729,25 @@
       <w:color w:val="0F4761" w:themeColor="accent1" w:themeShade="BF"/>
       <w:spacing w:val="5"/>
     </w:rPr>
+  </w:style>
+  <w:style w:type="table" w:styleId="Tabelacomgrade">
+    <w:name w:val="Table Grid"/>
+    <w:basedOn w:val="Tabelanormal"/>
+    <w:uiPriority w:val="39"/>
+    <w:rsid w:val="00103DE8"/>
+    <w:pPr>
+      <w:spacing w:after="0" w:line="240" w:lineRule="auto"/>
+    </w:pPr>
+    <w:tblPr>
+      <w:tblBorders>
+        <w:top w:val="single" w:sz="4" w:space="0" w:color="auto"/>
+        <w:left w:val="single" w:sz="4" w:space="0" w:color="auto"/>
+        <w:bottom w:val="single" w:sz="4" w:space="0" w:color="auto"/>
+        <w:right w:val="single" w:sz="4" w:space="0" w:color="auto"/>
+        <w:insideH w:val="single" w:sz="4" w:space="0" w:color="auto"/>
+        <w:insideV w:val="single" w:sz="4" w:space="0" w:color="auto"/>
+      </w:tblBorders>
+    </w:tblPr>
   </w:style>
 </w:styles>
 </file>

--- a/Atividade consulta sql.docx
+++ b/Atividade consulta sql.docx
@@ -1472,6 +1472,9 @@
     <w:p/>
     <w:p>
       <w:r>
+        <w:rPr>
+          <w:noProof/>
+        </w:rPr>
         <w:lastRenderedPageBreak/>
         <w:drawing>
           <wp:inline distT="0" distB="0" distL="0" distR="0" wp14:anchorId="394BAE68" wp14:editId="34FE1490">
@@ -1544,6 +1547,9 @@
     </w:p>
     <w:p>
       <w:r>
+        <w:rPr>
+          <w:noProof/>
+        </w:rPr>
         <w:drawing>
           <wp:inline distT="0" distB="0" distL="0" distR="0" wp14:anchorId="1894500D" wp14:editId="7B835277">
             <wp:extent cx="5400040" cy="3255645"/>
@@ -1821,6 +1827,9 @@
     <w:p/>
     <w:p>
       <w:r>
+        <w:rPr>
+          <w:noProof/>
+        </w:rPr>
         <w:drawing>
           <wp:inline distT="0" distB="0" distL="0" distR="0" wp14:anchorId="6EA04856" wp14:editId="796B1915">
             <wp:extent cx="5400040" cy="2827020"/>
@@ -2033,6 +2042,9 @@
     </w:p>
     <w:p>
       <w:r>
+        <w:rPr>
+          <w:noProof/>
+        </w:rPr>
         <w:drawing>
           <wp:inline distT="0" distB="0" distL="0" distR="0" wp14:anchorId="4C5899B9" wp14:editId="6E447B9D">
             <wp:extent cx="5400040" cy="2932430"/>
@@ -2456,6 +2468,9 @@
     </w:p>
     <w:p>
       <w:r>
+        <w:rPr>
+          <w:noProof/>
+        </w:rPr>
         <w:drawing>
           <wp:inline distT="0" distB="0" distL="0" distR="0" wp14:anchorId="7781B3F2" wp14:editId="36F96151">
             <wp:extent cx="5400040" cy="2733675"/>
@@ -2495,6 +2510,9 @@
     </w:p>
     <w:p>
       <w:r>
+        <w:rPr>
+          <w:noProof/>
+        </w:rPr>
         <w:drawing>
           <wp:inline distT="0" distB="0" distL="0" distR="0" wp14:anchorId="239BB2DC" wp14:editId="48772206">
             <wp:extent cx="5400040" cy="951230"/>
@@ -2534,6 +2552,9 @@
     </w:p>
     <w:p>
       <w:r>
+        <w:rPr>
+          <w:noProof/>
+        </w:rPr>
         <w:lastRenderedPageBreak/>
         <w:drawing>
           <wp:inline distT="0" distB="0" distL="0" distR="0" wp14:anchorId="2FD5FEDE" wp14:editId="4E5F9A0F">
@@ -2574,6 +2595,9 @@
     </w:p>
     <w:p>
       <w:r>
+        <w:rPr>
+          <w:noProof/>
+        </w:rPr>
         <w:drawing>
           <wp:inline distT="0" distB="0" distL="0" distR="0" wp14:anchorId="6FD603E9" wp14:editId="70014B56">
             <wp:extent cx="5400040" cy="1026160"/>
@@ -2613,6 +2637,9 @@
     </w:p>
     <w:p>
       <w:r>
+        <w:rPr>
+          <w:noProof/>
+        </w:rPr>
         <w:drawing>
           <wp:inline distT="0" distB="0" distL="0" distR="0" wp14:anchorId="4B42ACFD" wp14:editId="07CD8829">
             <wp:extent cx="5400040" cy="2667000"/>
@@ -2652,6 +2679,9 @@
     </w:p>
     <w:p>
       <w:r>
+        <w:rPr>
+          <w:noProof/>
+        </w:rPr>
         <w:lastRenderedPageBreak/>
         <w:drawing>
           <wp:inline distT="0" distB="0" distL="0" distR="0" wp14:anchorId="3EA50E01" wp14:editId="3AEACE48">
@@ -2692,6 +2722,9 @@
     </w:p>
     <w:p>
       <w:r>
+        <w:rPr>
+          <w:noProof/>
+        </w:rPr>
         <w:drawing>
           <wp:inline distT="0" distB="0" distL="0" distR="0" wp14:anchorId="4B06DFF5" wp14:editId="04B87E79">
             <wp:extent cx="5400040" cy="3027680"/>
@@ -2731,6 +2764,9 @@
     </w:p>
     <w:p>
       <w:r>
+        <w:rPr>
+          <w:noProof/>
+        </w:rPr>
         <w:drawing>
           <wp:inline distT="0" distB="0" distL="0" distR="0" wp14:anchorId="67B17F3E" wp14:editId="6C6A4F0D">
             <wp:extent cx="5400040" cy="1873250"/>
@@ -2770,6 +2806,9 @@
     </w:p>
     <w:p>
       <w:r>
+        <w:rPr>
+          <w:noProof/>
+        </w:rPr>
         <w:lastRenderedPageBreak/>
         <w:drawing>
           <wp:inline distT="0" distB="0" distL="0" distR="0" wp14:anchorId="3D348D59" wp14:editId="3D22780A">
@@ -2796,6 +2835,85 @@
                     <a:xfrm>
                       <a:off x="0" y="0"/>
                       <a:ext cx="5400040" cy="1936750"/>
+                    </a:xfrm>
+                    <a:prstGeom prst="rect">
+                      <a:avLst/>
+                    </a:prstGeom>
+                  </pic:spPr>
+                </pic:pic>
+              </a:graphicData>
+            </a:graphic>
+          </wp:inline>
+        </w:drawing>
+      </w:r>
+    </w:p>
+    <w:p/>
+    <w:p>
+      <w:r>
+        <w:drawing>
+          <wp:inline distT="0" distB="0" distL="0" distR="0" wp14:anchorId="03797ADC" wp14:editId="5D602C4E">
+            <wp:extent cx="5400040" cy="1437640"/>
+            <wp:effectExtent l="0" t="0" r="0" b="0"/>
+            <wp:docPr id="34" name="Imagem 34"/>
+            <wp:cNvGraphicFramePr>
+              <a:graphicFrameLocks xmlns:a="http://schemas.openxmlformats.org/drawingml/2006/main" noChangeAspect="1"/>
+            </wp:cNvGraphicFramePr>
+            <a:graphic xmlns:a="http://schemas.openxmlformats.org/drawingml/2006/main">
+              <a:graphicData uri="http://schemas.openxmlformats.org/drawingml/2006/picture">
+                <pic:pic xmlns:pic="http://schemas.openxmlformats.org/drawingml/2006/picture">
+                  <pic:nvPicPr>
+                    <pic:cNvPr id="1" name=""/>
+                    <pic:cNvPicPr/>
+                  </pic:nvPicPr>
+                  <pic:blipFill>
+                    <a:blip r:embed="rId37"/>
+                    <a:stretch>
+                      <a:fillRect/>
+                    </a:stretch>
+                  </pic:blipFill>
+                  <pic:spPr>
+                    <a:xfrm>
+                      <a:off x="0" y="0"/>
+                      <a:ext cx="5400040" cy="1437640"/>
+                    </a:xfrm>
+                    <a:prstGeom prst="rect">
+                      <a:avLst/>
+                    </a:prstGeom>
+                  </pic:spPr>
+                </pic:pic>
+              </a:graphicData>
+            </a:graphic>
+          </wp:inline>
+        </w:drawing>
+      </w:r>
+    </w:p>
+    <w:p>
+      <w:r>
+        <w:drawing>
+          <wp:inline distT="0" distB="0" distL="0" distR="0" wp14:anchorId="0ECF4F67" wp14:editId="2B33482C">
+            <wp:extent cx="5400040" cy="1891030"/>
+            <wp:effectExtent l="0" t="0" r="0" b="0"/>
+            <wp:docPr id="35" name="Imagem 35"/>
+            <wp:cNvGraphicFramePr>
+              <a:graphicFrameLocks xmlns:a="http://schemas.openxmlformats.org/drawingml/2006/main" noChangeAspect="1"/>
+            </wp:cNvGraphicFramePr>
+            <a:graphic xmlns:a="http://schemas.openxmlformats.org/drawingml/2006/main">
+              <a:graphicData uri="http://schemas.openxmlformats.org/drawingml/2006/picture">
+                <pic:pic xmlns:pic="http://schemas.openxmlformats.org/drawingml/2006/picture">
+                  <pic:nvPicPr>
+                    <pic:cNvPr id="1" name=""/>
+                    <pic:cNvPicPr/>
+                  </pic:nvPicPr>
+                  <pic:blipFill>
+                    <a:blip r:embed="rId38"/>
+                    <a:stretch>
+                      <a:fillRect/>
+                    </a:stretch>
+                  </pic:blipFill>
+                  <pic:spPr>
+                    <a:xfrm>
+                      <a:off x="0" y="0"/>
+                      <a:ext cx="5400040" cy="1891030"/>
                     </a:xfrm>
                     <a:prstGeom prst="rect">
                       <a:avLst/>
@@ -3419,6 +3537,7 @@
   <w:style w:type="character" w:default="1" w:styleId="Fontepargpadro">
     <w:name w:val="Default Paragraph Font"/>
     <w:uiPriority w:val="1"/>
+    <w:semiHidden/>
     <w:unhideWhenUsed/>
   </w:style>
   <w:style w:type="table" w:default="1" w:styleId="Tabelanormal">
